--- a/tillsyn/A 38264-2026 tillsynsbegäran.docx
+++ b/tillsyn/A 38264-2026 tillsynsbegäran.docx
@@ -737,7 +737,7 @@
     <w:r>
       <w:tab/>
       <w:tab/>
-      <w:t>2026-10-25</w:t>
+      <w:t>2026-10-26</w:t>
       <w:br/>
       <w:br/>
     </w:r>

--- a/tillsyn/A 38264-2026 tillsynsbegäran.docx
+++ b/tillsyn/A 38264-2026 tillsynsbegäran.docx
@@ -737,7 +737,7 @@
     <w:r>
       <w:tab/>
       <w:tab/>
-      <w:t>2026-10-26</w:t>
+      <w:t>2026-10-27</w:t>
       <w:br/>
       <w:br/>
     </w:r>

--- a/tillsyn/A 38264-2026 tillsynsbegäran.docx
+++ b/tillsyn/A 38264-2026 tillsynsbegäran.docx
@@ -737,7 +737,7 @@
     <w:r>
       <w:tab/>
       <w:tab/>
-      <w:t>2026-10-27</w:t>
+      <w:t>2026-10-28</w:t>
       <w:br/>
       <w:br/>
     </w:r>

--- a/tillsyn/A 38264-2026 tillsynsbegäran.docx
+++ b/tillsyn/A 38264-2026 tillsynsbegäran.docx
@@ -737,7 +737,7 @@
     <w:r>
       <w:tab/>
       <w:tab/>
-      <w:t>2026-10-28</w:t>
+      <w:t>2026-10-29</w:t>
       <w:br/>
       <w:br/>
     </w:r>

--- a/tillsyn/A 38264-2026 tillsynsbegäran.docx
+++ b/tillsyn/A 38264-2026 tillsynsbegäran.docx
@@ -65,7 +65,7 @@
     </w:p>
     <w:p>
       <w:r>
-        <w:t>I avverkningsanmälan finns fynd av 4 naturvårdsarter, varav 3 är rödlistade, 2 är fridlysta och 4 är typiska (T): knärot (VU, T, §8), motaggsvamp (NT, T), vedskivlav (NT, T) och spillkråka (T, §4). Se Figur 1.</w:t>
+        <w:t>I avverkningsanmälan finns fynd av 5 naturvårdsarter, varav 4 är rödlistade, 2 är fridlysta och 4 är typiska (T): jättemusseron (VU), knärot (VU, T, §8), motaggsvamp (NT, T), vedskivlav (NT, T) och spillkråka (T, §4). Se Figur 1.</w:t>
       </w:r>
     </w:p>
     <w:p>
@@ -97,6 +97,17 @@
     <w:p>
       <w:r>
         <w:t>Nedan följer beskrivningar av de naturvårdsarter och fridlysta arter som har sina livsmiljöer och växtplatser i den avverkningsanmälda skogen. Se även ytterligare artfakta i BILAGA 1. De påträffade naturvårdsarterna är ett tydligt kvitto på att det rör sig om en skog med höga naturvärden.</w:t>
+      </w:r>
+    </w:p>
+    <w:p>
+      <w:r>
+        <w:rPr>
+          <w:b/>
+        </w:rPr>
+        <w:t>Jättemusseron (VU)</w:t>
+      </w:r>
+      <w:r>
+        <w:t xml:space="preserve"> bildar mykorrhiza med tall, i äldre lavtallskog och hällmarkstallskog. Den visar på såväl sandtallskogar som hällmarkstallskogar med långvarig tallkontinuitet och svampen är sannolikt en kvarleva (relikt) på sina samtliga växtplatser. Arten är placerad högst upp i Skogsstyrelsens värdepyramid för bedömning av skog med höga naturvärden och slutavverkning bör tills vidare undvikas i skogsbestånd där arten är känd. Jättemusseron är globalt rödlistad som sårbar (VU) och Sverige och Norge har sannolikt merparten av den europeiska populationen och därmed ett särskilt ansvar för dess bevarande (IUCN, 2025; SLU Artdatabanken, 2024; Nitare &amp; Skogsstyrelsen, 2019).</w:t>
       </w:r>
     </w:p>
     <w:p>
@@ -737,7 +748,7 @@
     <w:r>
       <w:tab/>
       <w:tab/>
-      <w:t>2026-10-29</w:t>
+      <w:t>2026-10-31</w:t>
       <w:br/>
       <w:br/>
     </w:r>
